--- a/mps-nivel-c/oficial/04_registros/AASP_Automacao-Governanca/TAP-AASPGOV01-001_Termo-de-Abertura.docx
+++ b/mps-nivel-c/oficial/04_registros/AASP_Automacao-Governanca/TAP-AASPGOV01-001_Termo-de-Abertura.docx
@@ -34,7 +34,7 @@
           <w:color w:val="555555"/>
           <w:sz w:val="20"/>
         </w:rPr>
-        <w:t>TAP-AASPGOV01-001   ·   Versão 1.0   ·   14/04/2026   ·   Timeware Brasil</w:t>
+        <w:t>TAP-AASPGOV01-001   ·   Versão 1.3   ·   14/04/2026   ·   Timeware Brasil</w:t>
       </w:r>
     </w:p>
     <w:p>
@@ -394,7 +394,7 @@
                 <w:i w:val="0"/>
                 <w:sz w:val="20"/>
               </w:rPr>
-              <w:t>1.0</w:t>
+              <w:t>1.3</w:t>
             </w:r>
           </w:p>
         </w:tc>
@@ -1108,7 +1108,7 @@
                 <w:i w:val="0"/>
                 <w:sz w:val="20"/>
               </w:rPr>
-              <w:t>Cezar Hiraki (Tech Lead / Arquiteto)</w:t>
+              <w:t>Cezar Hiraki (Tech Lead / DevOps / Arquiteto)</w:t>
             </w:r>
           </w:p>
         </w:tc>
@@ -1134,7 +1134,7 @@
                 <w:i w:val="0"/>
                 <w:sz w:val="20"/>
               </w:rPr>
-              <w:t>Decisões técnicas, arquitetura da solução e aprovação do design</w:t>
+              <w:t>Decisões técnicas, arquitetura da solução, aprovação do design e infraestrutura</w:t>
             </w:r>
           </w:p>
         </w:tc>
@@ -1190,7 +1190,7 @@
                 <w:i w:val="0"/>
                 <w:sz w:val="20"/>
               </w:rPr>
-              <w:t>Jonathan Alves (Auditor GQA — independente)</w:t>
+              <w:t>Caroline Sousa (GQA Independente)</w:t>
             </w:r>
           </w:p>
         </w:tc>
@@ -1422,7 +1422,7 @@
                 <w:i w:val="0"/>
                 <w:sz w:val="20"/>
               </w:rPr>
-              <w:t>Tech Lead / Arquiteto (acumula 2 papéis)</w:t>
+              <w:t>Tech Lead / DevOps / Arquiteto</w:t>
             </w:r>
           </w:p>
         </w:tc>
@@ -1478,7 +1478,7 @@
                 <w:i w:val="0"/>
                 <w:sz w:val="20"/>
               </w:rPr>
-              <w:t>Desenvolvedor Sênior</w:t>
+              <w:t>Desenvolvedor</w:t>
             </w:r>
           </w:p>
         </w:tc>
@@ -1504,7 +1504,7 @@
                 <w:i w:val="0"/>
                 <w:sz w:val="20"/>
               </w:rPr>
-              <w:t>Raony Chagas</w:t>
+              <w:t>Henry Komatsu</w:t>
             </w:r>
           </w:p>
         </w:tc>
@@ -1534,7 +1534,7 @@
                 <w:i w:val="0"/>
                 <w:sz w:val="20"/>
               </w:rPr>
-              <w:t>Desenvolvedor (Suporte)</w:t>
+              <w:t>Desenvolvedor</w:t>
             </w:r>
           </w:p>
         </w:tc>
@@ -1559,7 +1559,7 @@
                 <w:i w:val="0"/>
                 <w:sz w:val="20"/>
               </w:rPr>
-              <w:t>Allan Alves (incorporado em 17/04/2026, ao início da Fase 2)</w:t>
+              <w:t>Allan Alves</w:t>
             </w:r>
           </w:p>
         </w:tc>
@@ -1590,7 +1590,7 @@
                 <w:i w:val="0"/>
                 <w:sz w:val="20"/>
               </w:rPr>
-              <w:t>Analista de Testes (QA)</w:t>
+              <w:t>Desenvolvedor</w:t>
             </w:r>
           </w:p>
         </w:tc>
@@ -1616,7 +1616,7 @@
                 <w:i w:val="0"/>
                 <w:sz w:val="20"/>
               </w:rPr>
-              <w:t>Caroline Sousa (a partir da Fase 4 — 21/05/2026)</w:t>
+              <w:t>Felipe Siqueira</w:t>
             </w:r>
           </w:p>
         </w:tc>
@@ -1646,7 +1646,7 @@
                 <w:i w:val="0"/>
                 <w:sz w:val="20"/>
               </w:rPr>
-              <w:t>Infraestrutura / DevOps</w:t>
+              <w:t>QA</w:t>
             </w:r>
           </w:p>
         </w:tc>
@@ -1671,7 +1671,64 @@
                 <w:i w:val="0"/>
                 <w:sz w:val="20"/>
               </w:rPr>
-              <w:t>Lucas Batista</w:t>
+              <w:t>Jonathan Alves</w:t>
+            </w:r>
+          </w:p>
+        </w:tc>
+      </w:tr>
+      <w:tr>
+        <w:trPr>
+          <w:cantSplit w:val="1"/>
+        </w:trPr>
+        <w:tc>
+          <w:tcPr>
+            <w:tcW w:type="dxa" w:w="4451"/>
+            <w:tcMar>
+              <w:top w:w="60" w:type="dxa"/>
+              <w:bottom w:w="60" w:type="dxa"/>
+              <w:left w:w="100" w:type="dxa"/>
+              <w:right w:w="100" w:type="dxa"/>
+            </w:tcMar>
+            <w:shd w:val="clear" w:color="auto" w:fill="EBF5FB"/>
+          </w:tcPr>
+          <w:p>
+            <w:pPr>
+              <w:spacing w:before="40" w:after="40"/>
+            </w:pPr>
+            <w:r>
+              <w:rPr>
+                <w:rFonts w:ascii="Calibri" w:hAnsi="Calibri"/>
+                <w:b w:val="0"/>
+                <w:i w:val="0"/>
+                <w:sz w:val="20"/>
+              </w:rPr>
+              <w:t>GQA (Independente)</w:t>
+            </w:r>
+          </w:p>
+        </w:tc>
+        <w:tc>
+          <w:tcPr>
+            <w:tcW w:type="dxa" w:w="4451"/>
+            <w:tcMar>
+              <w:top w:w="60" w:type="dxa"/>
+              <w:bottom w:w="60" w:type="dxa"/>
+              <w:left w:w="100" w:type="dxa"/>
+              <w:right w:w="100" w:type="dxa"/>
+            </w:tcMar>
+            <w:shd w:val="clear" w:color="auto" w:fill="EBF5FB"/>
+          </w:tcPr>
+          <w:p>
+            <w:pPr>
+              <w:spacing w:before="40" w:after="40"/>
+            </w:pPr>
+            <w:r>
+              <w:rPr>
+                <w:rFonts w:ascii="Calibri" w:hAnsi="Calibri"/>
+                <w:b w:val="0"/>
+                <w:i w:val="0"/>
+                <w:sz w:val="20"/>
+              </w:rPr>
+              <w:t>Caroline Sousa</w:t>
             </w:r>
           </w:p>
         </w:tc>
@@ -2779,6 +2836,324 @@
           </w:p>
         </w:tc>
       </w:tr>
+      <w:tr>
+        <w:trPr>
+          <w:cantSplit w:val="1"/>
+        </w:trPr>
+        <w:tc>
+          <w:tcPr>
+            <w:tcW w:type="dxa" w:w="2225"/>
+            <w:tcMar>
+              <w:top w:w="60" w:type="dxa"/>
+              <w:bottom w:w="60" w:type="dxa"/>
+              <w:left w:w="100" w:type="dxa"/>
+              <w:right w:w="100" w:type="dxa"/>
+            </w:tcMar>
+            <w:shd w:val="clear" w:color="auto" w:fill="F0F4F8"/>
+          </w:tcPr>
+          <w:p>
+            <w:pPr>
+              <w:spacing w:before="40" w:after="40"/>
+            </w:pPr>
+            <w:r>
+              <w:rPr>
+                <w:rFonts w:ascii="Calibri" w:hAnsi="Calibri"/>
+                <w:b/>
+                <w:i w:val="0"/>
+                <w:sz w:val="20"/>
+              </w:rPr>
+              <w:t>1.1</w:t>
+            </w:r>
+          </w:p>
+        </w:tc>
+        <w:tc>
+          <w:tcPr>
+            <w:tcW w:type="dxa" w:w="2225"/>
+            <w:tcMar>
+              <w:top w:w="60" w:type="dxa"/>
+              <w:bottom w:w="60" w:type="dxa"/>
+              <w:left w:w="100" w:type="dxa"/>
+              <w:right w:w="100" w:type="dxa"/>
+            </w:tcMar>
+          </w:tcPr>
+          <w:p>
+            <w:pPr>
+              <w:spacing w:before="40" w:after="40"/>
+            </w:pPr>
+            <w:r>
+              <w:rPr>
+                <w:rFonts w:ascii="Calibri" w:hAnsi="Calibri"/>
+                <w:b w:val="0"/>
+                <w:i w:val="0"/>
+                <w:sz w:val="20"/>
+              </w:rPr>
+              <w:t>15/06/2026</w:t>
+            </w:r>
+          </w:p>
+        </w:tc>
+        <w:tc>
+          <w:tcPr>
+            <w:tcW w:type="dxa" w:w="2225"/>
+            <w:tcMar>
+              <w:top w:w="60" w:type="dxa"/>
+              <w:bottom w:w="60" w:type="dxa"/>
+              <w:left w:w="100" w:type="dxa"/>
+              <w:right w:w="100" w:type="dxa"/>
+            </w:tcMar>
+          </w:tcPr>
+          <w:p>
+            <w:pPr>
+              <w:spacing w:before="40" w:after="40"/>
+            </w:pPr>
+            <w:r>
+              <w:rPr>
+                <w:rFonts w:ascii="Calibri" w:hAnsi="Calibri"/>
+                <w:b w:val="0"/>
+                <w:i w:val="0"/>
+                <w:sz w:val="20"/>
+              </w:rPr>
+              <w:t>Time de Melhoria Contínua</w:t>
+            </w:r>
+          </w:p>
+        </w:tc>
+        <w:tc>
+          <w:tcPr>
+            <w:tcW w:type="dxa" w:w="2225"/>
+            <w:tcMar>
+              <w:top w:w="60" w:type="dxa"/>
+              <w:bottom w:w="60" w:type="dxa"/>
+              <w:left w:w="100" w:type="dxa"/>
+              <w:right w:w="100" w:type="dxa"/>
+            </w:tcMar>
+          </w:tcPr>
+          <w:p>
+            <w:pPr>
+              <w:spacing w:before="40" w:after="40"/>
+            </w:pPr>
+            <w:r>
+              <w:rPr>
+                <w:rFonts w:ascii="Calibri" w:hAnsi="Calibri"/>
+                <w:b w:val="0"/>
+                <w:i w:val="0"/>
+                <w:sz w:val="20"/>
+              </w:rPr>
+              <w:t>Atualização da equipe do projeto: Henry Komatsu substituiu Raony Chagas, Cezar Hiraki absorveu DevOps, Jonathan Alves como QA, Caroline Sousa como GQA Independente, Felipe Siqueira adicionado como Desenvolvedor.</w:t>
+            </w:r>
+          </w:p>
+        </w:tc>
+      </w:tr>
+      <w:tr>
+        <w:trPr>
+          <w:cantSplit w:val="1"/>
+        </w:trPr>
+        <w:tc>
+          <w:tcPr>
+            <w:tcW w:type="dxa" w:w="2225"/>
+            <w:tcMar>
+              <w:top w:w="60" w:type="dxa"/>
+              <w:bottom w:w="60" w:type="dxa"/>
+              <w:left w:w="100" w:type="dxa"/>
+              <w:right w:w="100" w:type="dxa"/>
+            </w:tcMar>
+            <w:shd w:val="clear" w:color="auto" w:fill="F0F4F8"/>
+          </w:tcPr>
+          <w:p>
+            <w:pPr>
+              <w:spacing w:before="40" w:after="40"/>
+            </w:pPr>
+            <w:r>
+              <w:rPr>
+                <w:rFonts w:ascii="Calibri" w:hAnsi="Calibri"/>
+                <w:b/>
+                <w:i w:val="0"/>
+                <w:sz w:val="20"/>
+              </w:rPr>
+              <w:t>1.2</w:t>
+            </w:r>
+          </w:p>
+        </w:tc>
+        <w:tc>
+          <w:tcPr>
+            <w:tcW w:type="dxa" w:w="2225"/>
+            <w:tcMar>
+              <w:top w:w="60" w:type="dxa"/>
+              <w:bottom w:w="60" w:type="dxa"/>
+              <w:left w:w="100" w:type="dxa"/>
+              <w:right w:w="100" w:type="dxa"/>
+            </w:tcMar>
+          </w:tcPr>
+          <w:p>
+            <w:pPr>
+              <w:spacing w:before="40" w:after="40"/>
+            </w:pPr>
+            <w:r>
+              <w:rPr>
+                <w:rFonts w:ascii="Calibri" w:hAnsi="Calibri"/>
+                <w:b w:val="0"/>
+                <w:i w:val="0"/>
+                <w:sz w:val="20"/>
+              </w:rPr>
+              <w:t>15/06/2026</w:t>
+            </w:r>
+          </w:p>
+        </w:tc>
+        <w:tc>
+          <w:tcPr>
+            <w:tcW w:type="dxa" w:w="2225"/>
+            <w:tcMar>
+              <w:top w:w="60" w:type="dxa"/>
+              <w:bottom w:w="60" w:type="dxa"/>
+              <w:left w:w="100" w:type="dxa"/>
+              <w:right w:w="100" w:type="dxa"/>
+            </w:tcMar>
+          </w:tcPr>
+          <w:p>
+            <w:pPr>
+              <w:spacing w:before="40" w:after="40"/>
+            </w:pPr>
+            <w:r>
+              <w:rPr>
+                <w:rFonts w:ascii="Calibri" w:hAnsi="Calibri"/>
+                <w:b w:val="0"/>
+                <w:i w:val="0"/>
+                <w:sz w:val="20"/>
+              </w:rPr>
+              <w:t>Time de Melhoria Contínua</w:t>
+            </w:r>
+          </w:p>
+        </w:tc>
+        <w:tc>
+          <w:tcPr>
+            <w:tcW w:type="dxa" w:w="2225"/>
+            <w:tcMar>
+              <w:top w:w="60" w:type="dxa"/>
+              <w:bottom w:w="60" w:type="dxa"/>
+              <w:left w:w="100" w:type="dxa"/>
+              <w:right w:w="100" w:type="dxa"/>
+            </w:tcMar>
+          </w:tcPr>
+          <w:p>
+            <w:pPr>
+              <w:spacing w:before="40" w:after="40"/>
+            </w:pPr>
+            <w:r>
+              <w:rPr>
+                <w:rFonts w:ascii="Calibri" w:hAnsi="Calibri"/>
+                <w:b w:val="0"/>
+                <w:i w:val="0"/>
+                <w:sz w:val="20"/>
+              </w:rPr>
+              <w:t>Papel de Cezar Hiraki corrigido para Tech Lead / DevOps / Arquiteto na tabela de stakeholders; Jonathan Alves (QA) corrigido de grafia anterior.</w:t>
+            </w:r>
+          </w:p>
+        </w:tc>
+      </w:tr>
+      <w:tr>
+        <w:trPr>
+          <w:cantSplit w:val="1"/>
+        </w:trPr>
+        <w:tc>
+          <w:tcPr>
+            <w:tcW w:type="dxa" w:w="2225"/>
+            <w:tcMar>
+              <w:top w:w="60" w:type="dxa"/>
+              <w:bottom w:w="60" w:type="dxa"/>
+              <w:left w:w="100" w:type="dxa"/>
+              <w:right w:w="100" w:type="dxa"/>
+            </w:tcMar>
+            <w:shd w:val="clear" w:color="auto" w:fill="F0F4F8"/>
+          </w:tcPr>
+          <w:p>
+            <w:pPr>
+              <w:spacing w:before="40" w:after="40"/>
+            </w:pPr>
+            <w:r>
+              <w:rPr>
+                <w:rFonts w:ascii="Calibri" w:hAnsi="Calibri"/>
+                <w:b/>
+                <w:i w:val="0"/>
+                <w:sz w:val="20"/>
+              </w:rPr>
+              <w:t>1.3</w:t>
+            </w:r>
+          </w:p>
+        </w:tc>
+        <w:tc>
+          <w:tcPr>
+            <w:tcW w:type="dxa" w:w="2225"/>
+            <w:tcMar>
+              <w:top w:w="60" w:type="dxa"/>
+              <w:bottom w:w="60" w:type="dxa"/>
+              <w:left w:w="100" w:type="dxa"/>
+              <w:right w:w="100" w:type="dxa"/>
+            </w:tcMar>
+          </w:tcPr>
+          <w:p>
+            <w:pPr>
+              <w:spacing w:before="40" w:after="40"/>
+            </w:pPr>
+            <w:r>
+              <w:rPr>
+                <w:rFonts w:ascii="Calibri" w:hAnsi="Calibri"/>
+                <w:b w:val="0"/>
+                <w:i w:val="0"/>
+                <w:sz w:val="20"/>
+              </w:rPr>
+              <w:t>16/06/2026</w:t>
+            </w:r>
+          </w:p>
+        </w:tc>
+        <w:tc>
+          <w:tcPr>
+            <w:tcW w:type="dxa" w:w="2225"/>
+            <w:tcMar>
+              <w:top w:w="60" w:type="dxa"/>
+              <w:bottom w:w="60" w:type="dxa"/>
+              <w:left w:w="100" w:type="dxa"/>
+              <w:right w:w="100" w:type="dxa"/>
+            </w:tcMar>
+          </w:tcPr>
+          <w:p>
+            <w:pPr>
+              <w:spacing w:before="40" w:after="40"/>
+            </w:pPr>
+            <w:r>
+              <w:rPr>
+                <w:rFonts w:ascii="Calibri" w:hAnsi="Calibri"/>
+                <w:b w:val="0"/>
+                <w:i w:val="0"/>
+                <w:sz w:val="20"/>
+              </w:rPr>
+              <w:t>Time de Melhoria Contínua</w:t>
+            </w:r>
+          </w:p>
+        </w:tc>
+        <w:tc>
+          <w:tcPr>
+            <w:tcW w:type="dxa" w:w="2225"/>
+            <w:tcMar>
+              <w:top w:w="60" w:type="dxa"/>
+              <w:bottom w:w="60" w:type="dxa"/>
+              <w:left w:w="100" w:type="dxa"/>
+              <w:right w:w="100" w:type="dxa"/>
+            </w:tcMar>
+          </w:tcPr>
+          <w:p>
+            <w:pPr>
+              <w:spacing w:before="40" w:after="40"/>
+            </w:pPr>
+            <w:r>
+              <w:rPr>
+                <w:rFonts w:ascii="Calibri" w:hAnsi="Calibri"/>
+                <w:b w:val="0"/>
+                <w:i w:val="0"/>
+                <w:sz w:val="20"/>
+              </w:rPr>
+              <w:t>Reconciliação: nome padronizado (AASP_Automacao-Governanca); sobrenomes (Henry Komatsu, Felipe Siqueira, Jonathan Alves).</w:t>
+            </w:r>
+          </w:p>
+        </w:tc>
+      </w:tr>
     </w:tbl>
     <w:p>
       <w:pPr>
@@ -2819,7 +3194,7 @@
         <w:color w:val="555555"/>
         <w:sz w:val="16"/>
       </w:rPr>
-      <w:t>v1.0  ·  14/04/2026</w:t>
+      <w:t>v1.3  ·  14/04/2026</w:t>
     </w:r>
     <w:r>
       <w:tab/>
@@ -2881,7 +3256,7 @@
         <w:color w:val="555555"/>
         <w:sz w:val="16"/>
       </w:rPr>
-      <w:t>v1.0  ·  14/04/2026</w:t>
+      <w:t>v1.3  ·  14/04/2026</w:t>
     </w:r>
     <w:r>
       <w:tab/>
